--- a/dpp-project/DPP手册/02_数据建设_产品手册.docx
+++ b/dpp-project/DPP手册/02_数据建设_产品手册.docx
@@ -117,7 +117,7 @@
           <w:sz w:val="22"/>
           <w:szCs w:val="22"/>
         </w:rPr>
-        <w:t xml:space="preserve">守信财税 · DPP业务线</w:t>
+        <w:t xml:space="preserve">财税 · DPP业务线</w:t>
       </w:r>
     </w:p>
     <w:tbl>
@@ -15820,7 +15820,7 @@
           <w:sz w:val="26"/>
           <w:szCs w:val="26"/>
         </w:rPr>
-        <w:t xml:space="preserve">关于守信财税</w:t>
+        <w:t xml:space="preserve">关于财税</w:t>
       </w:r>
     </w:p>
     <w:p>
@@ -15833,7 +15833,7 @@
           <w:sz w:val="21"/>
           <w:szCs w:val="21"/>
         </w:rPr>
-        <w:t xml:space="preserve">守信财税深耕财税合规领域18年，是专注于为中国企业提供欧盟合规服务的专业机构。我们的DPP业务线依托对(EU) 2023/1542电池法规的系统性研究，结合电池行业的供应链实际，为电池企业提供从①差距评估 → ②数据建设 → ③注册上线 → ④年度托管的一站式合规服务。标准化流程、工具化交付、全链条衔接——帮助中国电池企业高效、合规地进入欧盟市场。</w:t>
+        <w:t xml:space="preserve">财税深耕财税合规领域18年，是专注于为中国企业提供欧盟合规服务的专业机构。我们的DPP业务线依托对(EU) 2023/1542电池法规的系统性研究，结合电池行业的供应链实际，为电池企业提供从①差距评估 → ②数据建设 → ③注册上线 → ④年度托管的一站式合规服务。标准化流程、工具化交付、全链条衔接——帮助中国电池企业高效、合规地进入欧盟市场。</w:t>
       </w:r>
     </w:p>
     <w:p>
@@ -15876,7 +15876,7 @@
           <w:sz w:val="16"/>
           <w:szCs w:val="16"/>
         </w:rPr>
-        <w:t xml:space="preserve">DPP数据建设服务 · 产品手册 v2.0 · 2026年9月 · 守信财税 · DPP业务线</w:t>
+        <w:t xml:space="preserve">DPP数据建设服务 · 产品手册 v2.0 · 2026年9月 · 财税 · DPP业务线</w:t>
       </w:r>
     </w:p>
     <w:p>
@@ -16065,7 +16065,7 @@
         <w:sz w:val="16"/>
         <w:szCs w:val="16"/>
       </w:rPr>
-      <w:t xml:space="preserve">DPP数据建设服务 · 守信财税</w:t>
+      <w:t xml:space="preserve">DPP数据建设服务 · 财税</w:t>
     </w:r>
   </w:p>
 </w:hdr>

--- a/dpp-project/DPP手册/02_数据建设_产品手册.docx
+++ b/dpp-project/DPP手册/02_数据建设_产品手册.docx
@@ -117,7 +117,7 @@
           <w:sz w:val="22"/>
           <w:szCs w:val="22"/>
         </w:rPr>
-        <w:t xml:space="preserve">财税 · DPP业务线</w:t>
+        <w:t xml:space="preserve"> · DPP业务线</w:t>
       </w:r>
     </w:p>
     <w:tbl>
@@ -2405,7 +2405,7 @@
                 <w:sz w:val="20"/>
                 <w:szCs w:val="20"/>
               </w:rPr>
-              <w:t xml:space="preserve">制造商名称、地址与联系方式、电池类别、电池型号、序列号/批号、制造日期、制造地点、化学体系、电池重量</w:t>
+              <w:t xml:space="preserve">制造商名称、地址与</w:t>
             </w:r>
           </w:p>
         </w:tc>
@@ -7865,7 +7865,7 @@
           <w:sz w:val="21"/>
           <w:szCs w:val="21"/>
         </w:rPr>
-        <w:t xml:space="preserve">供应商清单：供应商名称、联系方式、贡献数据项、配合度评分（A/B/C）</w:t>
+        <w:t xml:space="preserve">供应商清单：供应商名称、</w:t>
       </w:r>
     </w:p>
     <w:p>
@@ -9526,7 +9526,7 @@
           <w:sz w:val="20"/>
           <w:szCs w:val="20"/>
         </w:rPr>
-        <w:t xml:space="preserve">主要需要5类资料：①差距评估报告（如由我方完成可直接交接）；②电池型号清单（SKU列表，含型号名称、电池类别、规格书）；③内部已有数据（制造商信息、技术参数、认证文件、BOM表、测试报告等）；④供应商名单及联系方式（名称、联系人、邮箱、电话、供应材料）；⑤指定一名内部对接人（协调研发、质量、采购、IT各部门的数据提供）。我们会通过结构化采集表引导您提供，不需要您提前整理齐全。</w:t>
+        <w:t xml:space="preserve">主要需要5类资料：①差距评估报告（如由我方完成可直接交接）；②电池型号清单（SKU列表，含型号名称、电池类别、规格书）；③内部已有数据（制造商信息、技术参数、认证文件、BOM表、测试报告等）；④供应商名单及。我们会通过结构化采集表引导您提供，不需要您提前整理齐全。</w:t>
       </w:r>
     </w:p>
     <w:p>
@@ -10512,7 +10512,7 @@
                 <w:sz w:val="18"/>
                 <w:szCs w:val="18"/>
               </w:rPr>
-              <w:t xml:space="preserve">制造商地址与联系方式</w:t>
+              <w:t xml:space="preserve">制造商地址与</w:t>
             </w:r>
           </w:p>
         </w:tc>
@@ -15820,7 +15820,7 @@
           <w:sz w:val="26"/>
           <w:szCs w:val="26"/>
         </w:rPr>
-        <w:t xml:space="preserve">关于财税</w:t>
+        <w:t xml:space="preserve">关于</w:t>
       </w:r>
     </w:p>
     <w:p>
@@ -15833,7 +15833,7 @@
           <w:sz w:val="21"/>
           <w:szCs w:val="21"/>
         </w:rPr>
-        <w:t xml:space="preserve">财税深耕财税合规领域18年，是专注于为中国企业提供欧盟合规服务的专业机构。我们的DPP业务线依托对(EU) 2023/1542电池法规的系统性研究，结合电池行业的供应链实际，为电池企业提供从①差距评估 → ②数据建设 → ③注册上线 → ④年度托管的一站式合规服务。标准化流程、工具化交付、全链条衔接——帮助中国电池企业高效、合规地进入欧盟市场。</w:t>
+        <w:t xml:space="preserve">深耕财税合规领域18年，是专注于为中国企业提供欧盟合规服务的专业机构。我们的DPP业务线依托对(EU) 2023/1542电池法规的系统性研究，结合电池行业的供应链实际，为电池企业提供从①差距评估 → ②数据建设 → ③注册上线 → ④年度托管的一站式合规服务。标准化流程、工具化交付、全链条衔接——帮助中国电池企业高效、合规地进入欧盟市场。</w:t>
       </w:r>
     </w:p>
     <w:p>
@@ -15876,7 +15876,7 @@
           <w:sz w:val="16"/>
           <w:szCs w:val="16"/>
         </w:rPr>
-        <w:t xml:space="preserve">DPP数据建设服务 · 产品手册 v2.0 · 2026年9月 · 财税 · DPP业务线</w:t>
+        <w:t xml:space="preserve">DPP数据建设服务 · 产品手册 v2.0 · 2026年9月 ·  · DPP业务线</w:t>
       </w:r>
     </w:p>
     <w:p>
